--- a/deploy/prd/www/resumes/SaaS_resume.docx
+++ b/deploy/prd/www/resumes/SaaS_resume.docx
@@ -26,23 +26,6 @@
           <w:rFonts w:ascii="Aptos Display" w:hAnsi="Aptos Display" w:cs="Times New Roman"/>
           <w:b/>
           <w:spacing w:val="2"/>
-          <w:w w:val="105"/>
-          <w:sz w:val="28"/>
-        </w:rPr>
-        <w:t xml:space="preserve"> </w:t>
-      </w:r>
-      <w:r>
-        <w:rPr>
-          <w:rFonts w:ascii="Aptos Display" w:hAnsi="Aptos Display" w:cs="Times New Roman"/>
-          <w:w w:val="105"/>
-          <w:sz w:val="28"/>
-        </w:rPr>
-        <w:t>Park</w:t>
-      </w:r>
-      <w:r>
-        <w:rPr>
-          <w:rFonts w:ascii="Aptos Display" w:hAnsi="Aptos Display" w:cs="Times New Roman"/>
-          <w:spacing w:val="3"/>
           <w:w w:val="105"/>
           <w:sz w:val="28"/>
         </w:rPr>
@@ -134,7 +117,7 @@
             <w:rFonts w:ascii="Aptos Display" w:hAnsi="Aptos Display" w:cs="Times New Roman"/>
             <w:w w:val="105"/>
           </w:rPr>
-          <w:t>david_1428@outlook.com</w:t>
+          <w:t>david_omer@hotmail.com</w:t>
         </w:r>
       </w:hyperlink>
       <w:r>
@@ -447,6 +430,56 @@
         <w:pStyle w:val="BulletedList"/>
       </w:pPr>
       <w:r>
+        <w:t>Architected and developed ReviewNudge™</w:t>
+      </w:r>
+      <w:r>
+        <w:t xml:space="preserve"> (</w:t>
+      </w:r>
+      <w:hyperlink r:id="rId9" w:history="1">
+        <w:r>
+          <w:rPr>
+            <w:rStyle w:val="Hyperlink"/>
+          </w:rPr>
+          <w:t>reviewnudge.solutionsetal.com</w:t>
+        </w:r>
+      </w:hyperlink>
+      <w:r>
+        <w:t>)</w:t>
+      </w:r>
+      <w:r>
+        <w:t>, a multi-tenant, micro-SaaS platform that automates customer review requests, follow-ups, workspace administration, and review-status tracking for service businesses.</w:t>
+      </w:r>
+    </w:p>
+    <w:p>
+      <w:pPr>
+        <w:pStyle w:val="BulletedList"/>
+      </w:pPr>
+      <w:r>
+        <w:t>Designed and developed Portmason™</w:t>
+      </w:r>
+      <w:r>
+        <w:t xml:space="preserve"> (</w:t>
+      </w:r>
+      <w:hyperlink r:id="rId10" w:anchor="lab" w:history="1">
+        <w:r>
+          <w:rPr>
+            <w:rStyle w:val="Hyperlink"/>
+          </w:rPr>
+          <w:t>www.solutionsetal.com</w:t>
+        </w:r>
+      </w:hyperlink>
+      <w:r>
+        <w:t>)</w:t>
+      </w:r>
+      <w:r>
+        <w:t>, a portable automation platform that standardizes application provisioning, deployment, configuration, and operations across local and cloud environments.</w:t>
+      </w:r>
+    </w:p>
+    <w:p>
+      <w:pPr>
+        <w:pStyle w:val="BulletedList"/>
+      </w:pPr>
+      <w:r>
         <w:t>Designed and implemented .NET applications, APIs, integration components, automation workflows, and relational data solutions using cloud-ready architectural patterns.</w:t>
       </w:r>
     </w:p>
@@ -471,7 +504,13 @@
         <w:pStyle w:val="BulletedList"/>
       </w:pPr>
       <w:r>
-        <w:t>Designed, built, and maintain the public Et al Solutions technology platform (https://etal.solutions), demonstrating modern web architecture, API integration, automated deployment, and technical content delivery.</w:t>
+        <w:t>Designed, built, and maintain the public Et al Solutions technology platform (https://</w:t>
+      </w:r>
+      <w:r>
+        <w:t>solutionsetal.com</w:t>
+      </w:r>
+      <w:r>
+        <w:t>), demonstrating modern web architecture, API integration, automated deployment, and technical content delivery.</w:t>
       </w:r>
     </w:p>
     <w:p>
@@ -579,6 +618,7 @@
         <w:rPr>
           <w:rFonts w:ascii="Aptos Display" w:hAnsi="Aptos Display"/>
         </w:rPr>
+        <w:lastRenderedPageBreak/>
         <w:t xml:space="preserve">Established SQL performance standards and tuning practices across large-scale relational systems (Azure SQL, SQL Server). </w:t>
       </w:r>
     </w:p>
@@ -599,16 +639,8 @@
     <w:p>
       <w:pPr>
         <w:pStyle w:val="BulletedList"/>
-        <w:ind w:left="990"/>
-        <w:rPr>
-          <w:rFonts w:ascii="Aptos Display" w:hAnsi="Aptos Display"/>
-        </w:rPr>
-      </w:pPr>
-      <w:r>
-        <w:rPr>
-          <w:rFonts w:ascii="Aptos Display" w:hAnsi="Aptos Display"/>
-        </w:rPr>
-        <w:lastRenderedPageBreak/>
+      </w:pPr>
+      <w:r>
         <w:t>Contributed to architecture discussions around distributed processing, system interoperability, and service-based design.</w:t>
       </w:r>
     </w:p>
@@ -838,370 +870,16 @@
     </w:p>
     <w:p>
       <w:pPr>
-        <w:pStyle w:val="Heading2"/>
-        <w:rPr>
-          <w:rFonts w:ascii="Aptos Display" w:hAnsi="Aptos Display"/>
-          <w:sz w:val="28"/>
-          <w:szCs w:val="28"/>
-        </w:rPr>
-      </w:pPr>
-      <w:r>
-        <w:rPr>
-          <w:rFonts w:ascii="Aptos Display" w:hAnsi="Aptos Display"/>
-        </w:rPr>
-        <w:t>SeeBeyond — Senior Consultant</w:t>
-      </w:r>
-    </w:p>
-    <w:p>
-      <w:pPr>
-        <w:pStyle w:val="Subtitle"/>
-        <w:rPr>
-          <w:rFonts w:ascii="Aptos Display" w:hAnsi="Aptos Display"/>
-        </w:rPr>
-      </w:pPr>
-      <w:r>
-        <w:rPr>
-          <w:rFonts w:ascii="Aptos Display" w:hAnsi="Aptos Display"/>
-        </w:rPr>
-        <w:t>10/</w:t>
-      </w:r>
-      <w:r>
-        <w:rPr>
-          <w:rFonts w:ascii="Aptos Display" w:hAnsi="Aptos Display"/>
-        </w:rPr>
-        <w:t xml:space="preserve">2002 – </w:t>
-      </w:r>
-      <w:r>
-        <w:rPr>
-          <w:rFonts w:ascii="Aptos Display" w:hAnsi="Aptos Display"/>
-        </w:rPr>
-        <w:t>12/</w:t>
-      </w:r>
-      <w:r>
-        <w:rPr>
-          <w:rFonts w:ascii="Aptos Display" w:hAnsi="Aptos Display"/>
-        </w:rPr>
-        <w:t>200</w:t>
-      </w:r>
-      <w:r>
-        <w:rPr>
-          <w:rFonts w:ascii="Aptos Display" w:hAnsi="Aptos Display"/>
-        </w:rPr>
-        <w:t>3</w:t>
-      </w:r>
-    </w:p>
-    <w:p>
-      <w:pPr>
         <w:pStyle w:val="BulletedList"/>
-        <w:rPr>
-          <w:rFonts w:ascii="Aptos Display" w:hAnsi="Aptos Display"/>
-        </w:rPr>
-      </w:pPr>
-      <w:r>
-        <w:rPr>
-          <w:rFonts w:ascii="Aptos Display" w:hAnsi="Aptos Display"/>
-        </w:rPr>
-        <w:t xml:space="preserve">Delivered enterprise integration solutions using Java and middleware platforms across healthcare, government, and commercial systems. </w:t>
-      </w:r>
-    </w:p>
-    <w:p>
-      <w:pPr>
-        <w:pStyle w:val="BulletedList"/>
-        <w:rPr>
-          <w:rFonts w:ascii="Aptos Display" w:hAnsi="Aptos Display"/>
-        </w:rPr>
-      </w:pPr>
-      <w:r>
-        <w:rPr>
-          <w:rFonts w:ascii="Aptos Display" w:hAnsi="Aptos Display"/>
-        </w:rPr>
-        <w:t xml:space="preserve">Built 400+ system interfaces enabling data exchange across distributed applications using messaging and service-based architectures. </w:t>
-      </w:r>
-    </w:p>
-    <w:p>
-      <w:pPr>
-        <w:pStyle w:val="BulletedList"/>
-        <w:rPr>
-          <w:rFonts w:ascii="Aptos Display" w:hAnsi="Aptos Display"/>
-        </w:rPr>
-      </w:pPr>
-      <w:r>
-        <w:rPr>
-          <w:rFonts w:ascii="Aptos Display" w:hAnsi="Aptos Display"/>
-        </w:rPr>
-        <w:t>Implemented secure, standards-based integrations (HL7) in regulated environments.</w:t>
-      </w:r>
-    </w:p>
-    <w:p>
-      <w:pPr>
-        <w:pStyle w:val="Heading2"/>
-        <w:rPr>
-          <w:rFonts w:ascii="Aptos Display" w:hAnsi="Aptos Display"/>
-        </w:rPr>
-      </w:pPr>
-      <w:r>
-        <w:rPr>
-          <w:rFonts w:ascii="Aptos Display" w:hAnsi="Aptos Display"/>
-        </w:rPr>
-        <w:t>Computer Sciences Corporation — Senior Consultant</w:t>
-      </w:r>
-    </w:p>
-    <w:p>
-      <w:pPr>
-        <w:pStyle w:val="Subtitle"/>
-        <w:rPr>
-          <w:rFonts w:ascii="Aptos Display" w:hAnsi="Aptos Display"/>
-        </w:rPr>
-      </w:pPr>
-      <w:r>
-        <w:rPr>
-          <w:rFonts w:ascii="Aptos Display" w:hAnsi="Aptos Display"/>
-        </w:rPr>
-        <w:t>10/</w:t>
-      </w:r>
-      <w:r>
-        <w:rPr>
-          <w:rFonts w:ascii="Aptos Display" w:hAnsi="Aptos Display"/>
-        </w:rPr>
-        <w:t xml:space="preserve">2001 – </w:t>
-      </w:r>
-      <w:r>
-        <w:rPr>
-          <w:rFonts w:ascii="Aptos Display" w:hAnsi="Aptos Display"/>
-        </w:rPr>
-        <w:t>10/</w:t>
-      </w:r>
-      <w:r>
-        <w:rPr>
-          <w:rFonts w:ascii="Aptos Display" w:hAnsi="Aptos Display"/>
-        </w:rPr>
-        <w:t>2002</w:t>
-      </w:r>
-    </w:p>
-    <w:p>
-      <w:pPr>
-        <w:pStyle w:val="BulletedList"/>
-        <w:rPr>
-          <w:rFonts w:ascii="Aptos Display" w:hAnsi="Aptos Display"/>
-        </w:rPr>
-      </w:pPr>
-      <w:r>
-        <w:rPr>
-          <w:rFonts w:ascii="Aptos Display" w:hAnsi="Aptos Display"/>
-        </w:rPr>
-        <w:t xml:space="preserve">Designed and implemented enterprise integration components supporting SAP-based systems. </w:t>
-      </w:r>
-    </w:p>
-    <w:p>
-      <w:pPr>
-        <w:pStyle w:val="BulletedList"/>
-        <w:rPr>
-          <w:rFonts w:ascii="Aptos Display" w:hAnsi="Aptos Display"/>
-        </w:rPr>
-      </w:pPr>
-      <w:r>
-        <w:rPr>
-          <w:rFonts w:ascii="Aptos Display" w:hAnsi="Aptos Display"/>
-        </w:rPr>
-        <w:t>Contributed to large-scale integration architecture for NASA’s IFMP program.</w:t>
-      </w:r>
-    </w:p>
-    <w:p>
-      <w:pPr>
-        <w:pStyle w:val="Heading2"/>
-        <w:rPr>
-          <w:rFonts w:ascii="Aptos Display" w:hAnsi="Aptos Display"/>
-        </w:rPr>
-      </w:pPr>
-      <w:r>
-        <w:rPr>
-          <w:rFonts w:ascii="Aptos Display" w:hAnsi="Aptos Display"/>
-        </w:rPr>
-        <w:t>Fluor Corporation — EAI Team Lead</w:t>
-      </w:r>
-    </w:p>
-    <w:p>
-      <w:pPr>
-        <w:pStyle w:val="Subtitle"/>
-        <w:rPr>
-          <w:rFonts w:ascii="Aptos Display" w:hAnsi="Aptos Display"/>
-        </w:rPr>
-      </w:pPr>
-      <w:r>
-        <w:rPr>
-          <w:rFonts w:ascii="Aptos Display" w:hAnsi="Aptos Display"/>
-        </w:rPr>
-        <w:t>01/</w:t>
-      </w:r>
-      <w:r>
-        <w:rPr>
-          <w:rFonts w:ascii="Aptos Display" w:hAnsi="Aptos Display"/>
-        </w:rPr>
-        <w:t xml:space="preserve">1999 – </w:t>
-      </w:r>
-      <w:r>
-        <w:rPr>
-          <w:rFonts w:ascii="Aptos Display" w:hAnsi="Aptos Display"/>
-        </w:rPr>
-        <w:t>10/</w:t>
-      </w:r>
-      <w:r>
-        <w:rPr>
-          <w:rFonts w:ascii="Aptos Display" w:hAnsi="Aptos Display"/>
-        </w:rPr>
-        <w:t>2001</w:t>
-      </w:r>
-    </w:p>
-    <w:p>
-      <w:pPr>
-        <w:pStyle w:val="BulletedList"/>
-        <w:rPr>
-          <w:rFonts w:ascii="Aptos Display" w:hAnsi="Aptos Display"/>
-        </w:rPr>
-      </w:pPr>
-      <w:r>
-        <w:rPr>
-          <w:rFonts w:ascii="Aptos Display" w:hAnsi="Aptos Display"/>
-        </w:rPr>
-        <w:t xml:space="preserve">Led enterprise integration initiatives for legacy-to-SAP migrations using message-based architectures. </w:t>
-      </w:r>
-    </w:p>
-    <w:p>
-      <w:pPr>
-        <w:pStyle w:val="BulletedList"/>
-        <w:rPr>
-          <w:rFonts w:ascii="Aptos Display" w:hAnsi="Aptos Display"/>
-        </w:rPr>
-      </w:pPr>
-      <w:r>
-        <w:rPr>
-          <w:rFonts w:ascii="Aptos Display" w:hAnsi="Aptos Display"/>
-        </w:rPr>
-        <w:t>Evaluated and implemented messaging platforms including IBM MQSeries.</w:t>
-      </w:r>
-    </w:p>
-    <w:p>
-      <w:pPr>
-        <w:pStyle w:val="Heading2"/>
-        <w:rPr>
-          <w:rFonts w:ascii="Aptos Display" w:hAnsi="Aptos Display"/>
-        </w:rPr>
-      </w:pPr>
-      <w:r>
-        <w:rPr>
-          <w:rFonts w:ascii="Aptos Display" w:hAnsi="Aptos Display"/>
-        </w:rPr>
-        <w:lastRenderedPageBreak/>
-        <w:t>PM Realty Group — MIS Manager</w:t>
-      </w:r>
-    </w:p>
-    <w:p>
-      <w:pPr>
-        <w:pStyle w:val="Subtitle"/>
-        <w:rPr>
-          <w:rFonts w:ascii="Aptos Display" w:hAnsi="Aptos Display"/>
-        </w:rPr>
-      </w:pPr>
-      <w:r>
-        <w:rPr>
-          <w:rFonts w:ascii="Aptos Display" w:hAnsi="Aptos Display"/>
-        </w:rPr>
-        <w:t>01/</w:t>
-      </w:r>
-      <w:r>
-        <w:rPr>
-          <w:rFonts w:ascii="Aptos Display" w:hAnsi="Aptos Display"/>
-        </w:rPr>
-        <w:t xml:space="preserve">1996 – </w:t>
-      </w:r>
-      <w:r>
-        <w:rPr>
-          <w:rFonts w:ascii="Aptos Display" w:hAnsi="Aptos Display"/>
-        </w:rPr>
-        <w:t>01/</w:t>
-      </w:r>
-      <w:r>
-        <w:rPr>
-          <w:rFonts w:ascii="Aptos Display" w:hAnsi="Aptos Display"/>
-        </w:rPr>
-        <w:t>1999</w:t>
-      </w:r>
-    </w:p>
-    <w:p>
-      <w:pPr>
-        <w:pStyle w:val="BulletedList"/>
-        <w:rPr>
-          <w:rFonts w:ascii="Aptos Display" w:hAnsi="Aptos Display"/>
-        </w:rPr>
-      </w:pPr>
-      <w:r>
-        <w:rPr>
-          <w:rFonts w:ascii="Aptos Display" w:hAnsi="Aptos Display"/>
-        </w:rPr>
-        <w:t>Managed enterprise IT systems and developed SQL-based business applications supporting financial operations.</w:t>
-      </w:r>
-    </w:p>
-    <w:p>
-      <w:pPr>
-        <w:pStyle w:val="Heading2"/>
-        <w:rPr>
-          <w:rFonts w:ascii="Aptos Display" w:eastAsia="Times New Roman" w:hAnsi="Aptos Display"/>
-          <w:sz w:val="24"/>
-          <w:szCs w:val="24"/>
-        </w:rPr>
-      </w:pPr>
-      <w:r>
-        <w:rPr>
-          <w:rFonts w:ascii="Aptos Display" w:hAnsi="Aptos Display"/>
-        </w:rPr>
-        <w:t>Access Development Corp — System Administrator / Programmer</w:t>
-      </w:r>
-    </w:p>
-    <w:p>
-      <w:pPr>
-        <w:pStyle w:val="Subtitle"/>
-        <w:rPr>
-          <w:rFonts w:ascii="Aptos Display" w:hAnsi="Aptos Display"/>
-        </w:rPr>
-      </w:pPr>
-      <w:r>
-        <w:rPr>
-          <w:rFonts w:ascii="Aptos Display" w:hAnsi="Aptos Display"/>
-        </w:rPr>
-        <w:t>05/</w:t>
-      </w:r>
-      <w:r>
-        <w:rPr>
-          <w:rFonts w:ascii="Aptos Display" w:hAnsi="Aptos Display"/>
-        </w:rPr>
-        <w:t xml:space="preserve">1986 – </w:t>
-      </w:r>
-      <w:r>
-        <w:rPr>
-          <w:rFonts w:ascii="Aptos Display" w:hAnsi="Aptos Display"/>
-        </w:rPr>
-        <w:t>01/</w:t>
-      </w:r>
-      <w:r>
-        <w:rPr>
-          <w:rFonts w:ascii="Aptos Display" w:hAnsi="Aptos Display"/>
-        </w:rPr>
-        <w:t>1996</w:t>
-      </w:r>
-    </w:p>
-    <w:p>
-      <w:pPr>
-        <w:pStyle w:val="BulletedList"/>
-        <w:rPr>
-          <w:rFonts w:ascii="Aptos Display" w:hAnsi="Aptos Display"/>
-        </w:rPr>
-      </w:pPr>
-      <w:r>
-        <w:rPr>
-          <w:rFonts w:ascii="Aptos Display" w:hAnsi="Aptos Display"/>
-        </w:rPr>
-        <w:t>Developed internal business systems and migrated legacy applications to SQL-based client/server architectures.</w:t>
-      </w:r>
+        <w:numPr>
+          <w:ilvl w:val="0"/>
+          <w:numId w:val="0"/>
+        </w:numPr>
+        <w:ind w:left="720"/>
+        <w:rPr>
+          <w:rFonts w:ascii="Aptos Display" w:hAnsi="Aptos Display"/>
+        </w:rPr>
+      </w:pPr>
     </w:p>
     <w:p>
       <w:pPr>
@@ -1233,13 +911,15 @@
         <w:pStyle w:val="Heading1"/>
         <w:rPr>
           <w:rFonts w:ascii="Aptos Display" w:hAnsi="Aptos Display"/>
-        </w:rPr>
-      </w:pPr>
-      <w:r>
-        <w:rPr>
-          <w:rFonts w:ascii="Aptos Display" w:hAnsi="Aptos Display"/>
-        </w:rPr>
-        <w:t>Education</w:t>
+          <w:w w:val="105"/>
+        </w:rPr>
+      </w:pPr>
+      <w:r>
+        <w:rPr>
+          <w:rFonts w:ascii="Aptos Display" w:hAnsi="Aptos Display"/>
+          <w:w w:val="105"/>
+        </w:rPr>
+        <w:t>Skills</w:t>
       </w:r>
     </w:p>
     <w:p>
@@ -1253,63 +933,55 @@
         <w:rPr>
           <w:rFonts w:ascii="Aptos Display" w:hAnsi="Aptos Display"/>
         </w:rPr>
-        <w:t>Brigham Young University — Computer Science</w:t>
-      </w:r>
-      <w:r>
-        <w:rPr>
-          <w:rFonts w:ascii="Aptos Display" w:hAnsi="Aptos Display"/>
-        </w:rPr>
-        <w:br/>
-      </w:r>
-      <w:r>
-        <w:rPr>
-          <w:rStyle w:val="SubtitleChar"/>
-          <w:rFonts w:ascii="Aptos Display" w:hAnsi="Aptos Display"/>
-          <w:b w:val="0"/>
-          <w:bCs/>
-        </w:rPr>
-        <w:t>1985 – 1986</w:t>
-      </w:r>
-    </w:p>
-    <w:p>
-      <w:pPr>
-        <w:widowControl/>
-        <w:tabs>
-          <w:tab w:val="right" w:pos="10080"/>
-        </w:tabs>
-        <w:autoSpaceDE/>
-        <w:autoSpaceDN/>
-        <w:ind w:left="330" w:right="680"/>
-        <w:rPr>
-          <w:rFonts w:ascii="Aptos Display" w:eastAsia="Times New Roman" w:hAnsi="Aptos Display" w:cs="Times New Roman"/>
-          <w:sz w:val="24"/>
-          <w:szCs w:val="24"/>
-        </w:rPr>
-      </w:pPr>
-      <w:r>
-        <w:rPr>
-          <w:rFonts w:ascii="Aptos Display" w:eastAsia="Times New Roman" w:hAnsi="Aptos Display" w:cs="Times New Roman"/>
-          <w:sz w:val="24"/>
-          <w:szCs w:val="24"/>
-          <w:u w:val="single"/>
-        </w:rPr>
-        <w:tab/>
-      </w:r>
-    </w:p>
-    <w:p>
-      <w:pPr>
-        <w:pStyle w:val="Heading1"/>
-        <w:rPr>
-          <w:rFonts w:ascii="Aptos Display" w:hAnsi="Aptos Display"/>
-          <w:w w:val="105"/>
-        </w:rPr>
-      </w:pPr>
-      <w:r>
-        <w:rPr>
-          <w:rFonts w:ascii="Aptos Display" w:hAnsi="Aptos Display"/>
-          <w:w w:val="105"/>
-        </w:rPr>
-        <w:t>Skills</w:t>
+        <w:t>Platform &amp; Architecture</w:t>
+      </w:r>
+    </w:p>
+    <w:p>
+      <w:pPr>
+        <w:pStyle w:val="BulletedList"/>
+        <w:rPr>
+          <w:rFonts w:ascii="Aptos Display" w:hAnsi="Aptos Display"/>
+          <w:w w:val="105"/>
+        </w:rPr>
+      </w:pPr>
+      <w:r>
+        <w:rPr>
+          <w:rFonts w:ascii="Aptos Display" w:hAnsi="Aptos Display"/>
+          <w:w w:val="105"/>
+        </w:rPr>
+        <w:t xml:space="preserve">SaaS architecture, multi-tenancy design, distributed systems </w:t>
+      </w:r>
+    </w:p>
+    <w:p>
+      <w:pPr>
+        <w:pStyle w:val="BulletedList"/>
+        <w:rPr>
+          <w:rFonts w:ascii="Aptos Display" w:hAnsi="Aptos Display"/>
+          <w:w w:val="105"/>
+        </w:rPr>
+      </w:pPr>
+      <w:r>
+        <w:rPr>
+          <w:rFonts w:ascii="Aptos Display" w:hAnsi="Aptos Display"/>
+          <w:w w:val="105"/>
+        </w:rPr>
+        <w:t xml:space="preserve">Microservices, event-driven architecture, service-oriented architecture </w:t>
+      </w:r>
+    </w:p>
+    <w:p>
+      <w:pPr>
+        <w:pStyle w:val="BulletedList"/>
+        <w:rPr>
+          <w:rFonts w:ascii="Aptos Display" w:hAnsi="Aptos Display"/>
+          <w:w w:val="105"/>
+        </w:rPr>
+      </w:pPr>
+      <w:r>
+        <w:rPr>
+          <w:rFonts w:ascii="Aptos Display" w:hAnsi="Aptos Display"/>
+          <w:w w:val="105"/>
+        </w:rPr>
+        <w:t xml:space="preserve">Reusable component design and platform-oriented development </w:t>
       </w:r>
     </w:p>
     <w:p>
@@ -1323,7 +995,7 @@
         <w:rPr>
           <w:rFonts w:ascii="Aptos Display" w:hAnsi="Aptos Display"/>
         </w:rPr>
-        <w:t>Platform &amp; Architecture</w:t>
+        <w:t>Backend &amp; APIs</w:t>
       </w:r>
     </w:p>
     <w:p>
@@ -1339,7 +1011,7 @@
           <w:rFonts w:ascii="Aptos Display" w:hAnsi="Aptos Display"/>
           <w:w w:val="105"/>
         </w:rPr>
-        <w:t xml:space="preserve">SaaS architecture, multi-tenancy design, distributed systems </w:t>
+        <w:t xml:space="preserve">C#, .NET Core / Web API (Linux-compatible) </w:t>
       </w:r>
     </w:p>
     <w:p>
@@ -1355,7 +1027,7 @@
           <w:rFonts w:ascii="Aptos Display" w:hAnsi="Aptos Display"/>
           <w:w w:val="105"/>
         </w:rPr>
-        <w:t xml:space="preserve">Microservices, event-driven architecture, service-oriented architecture </w:t>
+        <w:t xml:space="preserve">RESTful APIs, asynchronous processing patterns </w:t>
       </w:r>
     </w:p>
     <w:p>
@@ -1371,7 +1043,7 @@
           <w:rFonts w:ascii="Aptos Display" w:hAnsi="Aptos Display"/>
           <w:w w:val="105"/>
         </w:rPr>
-        <w:t xml:space="preserve">Reusable component design and platform-oriented development </w:t>
+        <w:t xml:space="preserve">Messaging systems (RabbitMQ, Kafka, Azure Service Bus, MSMQ, MQSeries) </w:t>
       </w:r>
     </w:p>
     <w:p>
@@ -1385,7 +1057,7 @@
         <w:rPr>
           <w:rFonts w:ascii="Aptos Display" w:hAnsi="Aptos Display"/>
         </w:rPr>
-        <w:t>Backend &amp; APIs</w:t>
+        <w:t>Frontend</w:t>
       </w:r>
     </w:p>
     <w:p>
@@ -1401,7 +1073,7 @@
           <w:rFonts w:ascii="Aptos Display" w:hAnsi="Aptos Display"/>
           <w:w w:val="105"/>
         </w:rPr>
-        <w:t xml:space="preserve">C#, .NET Core / Web API (Linux-compatible) </w:t>
+        <w:t xml:space="preserve">React, TypeScript, Redux Toolkit </w:t>
       </w:r>
     </w:p>
     <w:p>
@@ -1417,23 +1089,7 @@
           <w:rFonts w:ascii="Aptos Display" w:hAnsi="Aptos Display"/>
           <w:w w:val="105"/>
         </w:rPr>
-        <w:t xml:space="preserve">RESTful APIs, asynchronous processing patterns </w:t>
-      </w:r>
-    </w:p>
-    <w:p>
-      <w:pPr>
-        <w:pStyle w:val="BulletedList"/>
-        <w:rPr>
-          <w:rFonts w:ascii="Aptos Display" w:hAnsi="Aptos Display"/>
-          <w:w w:val="105"/>
-        </w:rPr>
-      </w:pPr>
-      <w:r>
-        <w:rPr>
-          <w:rFonts w:ascii="Aptos Display" w:hAnsi="Aptos Display"/>
-          <w:w w:val="105"/>
-        </w:rPr>
-        <w:t xml:space="preserve">Messaging systems (RabbitMQ, Kafka, Azure Service Bus, MSMQ, MQSeries) </w:t>
+        <w:t xml:space="preserve">SPA architecture and modern web application patterns </w:t>
       </w:r>
     </w:p>
     <w:p>
@@ -1447,52 +1103,7 @@
         <w:rPr>
           <w:rFonts w:ascii="Aptos Display" w:hAnsi="Aptos Display"/>
         </w:rPr>
-        <w:t>Frontend</w:t>
-      </w:r>
-    </w:p>
-    <w:p>
-      <w:pPr>
-        <w:pStyle w:val="BulletedList"/>
-        <w:rPr>
-          <w:rFonts w:ascii="Aptos Display" w:hAnsi="Aptos Display"/>
-          <w:w w:val="105"/>
-        </w:rPr>
-      </w:pPr>
-      <w:r>
-        <w:rPr>
-          <w:rFonts w:ascii="Aptos Display" w:hAnsi="Aptos Display"/>
-          <w:w w:val="105"/>
-        </w:rPr>
-        <w:t xml:space="preserve">React, TypeScript, Redux Toolkit </w:t>
-      </w:r>
-    </w:p>
-    <w:p>
-      <w:pPr>
-        <w:pStyle w:val="BulletedList"/>
-        <w:rPr>
-          <w:rFonts w:ascii="Aptos Display" w:hAnsi="Aptos Display"/>
-          <w:w w:val="105"/>
-        </w:rPr>
-      </w:pPr>
-      <w:r>
-        <w:rPr>
-          <w:rFonts w:ascii="Aptos Display" w:hAnsi="Aptos Display"/>
-          <w:w w:val="105"/>
-        </w:rPr>
-        <w:t xml:space="preserve">SPA architecture and modern web application patterns </w:t>
-      </w:r>
-    </w:p>
-    <w:p>
-      <w:pPr>
-        <w:pStyle w:val="Heading2"/>
-        <w:rPr>
-          <w:rFonts w:ascii="Aptos Display" w:hAnsi="Aptos Display"/>
-        </w:rPr>
-      </w:pPr>
-      <w:r>
-        <w:rPr>
-          <w:rFonts w:ascii="Aptos Display" w:hAnsi="Aptos Display"/>
-        </w:rPr>
+        <w:lastRenderedPageBreak/>
         <w:t>Data &amp; Persistence</w:t>
       </w:r>
     </w:p>
@@ -1727,7 +1338,7 @@
       </w:pPr>
     </w:p>
     <w:sectPr>
-      <w:footerReference w:type="default" r:id="rId9"/>
+      <w:footerReference w:type="default" r:id="rId11"/>
       <w:type w:val="continuous"/>
       <w:pgSz w:w="12240" w:h="15840"/>
       <w:pgMar w:top="980" w:right="720" w:bottom="700" w:left="720" w:header="0" w:footer="507" w:gutter="0"/>
@@ -1931,6 +1542,119 @@
 <file path=word/numbering.xml><?xml version="1.0" encoding="utf-8"?>
 <w:numbering xmlns:wpc="http://schemas.microsoft.com/office/word/2010/wordprocessingCanvas" xmlns:cx="http://schemas.microsoft.com/office/drawing/2014/chartex" xmlns:cx1="http://schemas.microsoft.com/office/drawing/2015/9/8/chartex" xmlns:cx2="http://schemas.microsoft.com/office/drawing/2015/10/21/chartex" xmlns:cx3="http://schemas.microsoft.com/office/drawing/2016/5/9/chartex" xmlns:cx4="http://schemas.microsoft.com/office/drawing/2016/5/10/chartex" xmlns:cx5="http://schemas.microsoft.com/office/drawing/2016/5/11/chartex" xmlns:cx6="http://schemas.microsoft.com/office/drawing/2016/5/12/chartex" xmlns:cx7="http://schemas.microsoft.com/office/drawing/2016/5/13/chartex" xmlns:cx8="http://schemas.microsoft.com/office/drawing/2016/5/14/chartex" xmlns:mc="http://schemas.openxmlformats.org/markup-compatibility/2006" xmlns:aink="http://schemas.microsoft.com/office/drawing/2016/ink" xmlns:am3d="http://schemas.microsoft.com/office/drawing/2017/model3d" xmlns:o="urn:schemas-microsoft-com:office:office" xmlns:oel="http://schemas.microsoft.com/office/2019/extlst" xmlns:r="http://schemas.openxmlformats.org/officeDocument/2006/relationships" xmlns:m="http://schemas.openxmlformats.org/officeDocument/2006/math" xmlns:v="urn:schemas-microsoft-com:vml" xmlns:wp14="http://schemas.microsoft.com/office/word/2010/wordprocessingDrawing" xmlns:wp="http://schemas.openxmlformats.org/drawingml/2006/wordprocessingDrawing" xmlns:w10="urn:schemas-microsoft-com:office:word" xmlns:w="http://schemas.openxmlformats.org/wordprocessingml/2006/main" xmlns:w14="http://schemas.microsoft.com/office/word/2010/wordml" xmlns:w15="http://schemas.microsoft.com/office/word/2012/wordml" xmlns:w16cex="http://schemas.microsoft.com/office/word/2018/wordml/cex" xmlns:w16cid="http://schemas.microsoft.com/office/word/2016/wordml/cid" xmlns:w16="http://schemas.microsoft.com/office/word/2018/wordml" xmlns:w16du="http://schemas.microsoft.com/office/word/2023/wordml/word16du" xmlns:w16sdtdh="http://schemas.microsoft.com/office/word/2020/wordml/sdtdatahash" xmlns:w16sdtfl="http://schemas.microsoft.com/office/word/2024/wordml/sdtformatlock" xmlns:w16se="http://schemas.microsoft.com/office/word/2015/wordml/symex" xmlns:wpg="http://schemas.microsoft.com/office/word/2010/wordprocessingGroup" xmlns:wpi="http://schemas.microsoft.com/office/word/2010/wordprocessingInk" xmlns:wne="http://schemas.microsoft.com/office/word/2006/wordml" xmlns:wps="http://schemas.microsoft.com/office/word/2010/wordprocessingShape" mc:Ignorable="w14 w15 w16se w16cid w16 w16cex w16sdtdh w16sdtfl w16du wp14">
   <w:abstractNum w:abstractNumId="0" w15:restartNumberingAfterBreak="0">
+    <w:nsid w:val="01792C49"/>
+    <w:multiLevelType w:val="hybridMultilevel"/>
+    <w:tmpl w:val="C904543C"/>
+    <w:lvl w:ilvl="0" w:tplc="04090001">
+      <w:start w:val="1"/>
+      <w:numFmt w:val="bullet"/>
+      <w:lvlText w:val=""/>
+      <w:lvlJc w:val="left"/>
+      <w:pPr>
+        <w:ind w:left="1440" w:hanging="360"/>
+      </w:pPr>
+      <w:rPr>
+        <w:rFonts w:ascii="Symbol" w:hAnsi="Symbol" w:hint="default"/>
+      </w:rPr>
+    </w:lvl>
+    <w:lvl w:ilvl="1" w:tplc="04090003" w:tentative="1">
+      <w:start w:val="1"/>
+      <w:numFmt w:val="bullet"/>
+      <w:lvlText w:val="o"/>
+      <w:lvlJc w:val="left"/>
+      <w:pPr>
+        <w:ind w:left="2160" w:hanging="360"/>
+      </w:pPr>
+      <w:rPr>
+        <w:rFonts w:ascii="Courier New" w:hAnsi="Courier New" w:cs="Courier New" w:hint="default"/>
+      </w:rPr>
+    </w:lvl>
+    <w:lvl w:ilvl="2" w:tplc="04090005" w:tentative="1">
+      <w:start w:val="1"/>
+      <w:numFmt w:val="bullet"/>
+      <w:lvlText w:val=""/>
+      <w:lvlJc w:val="left"/>
+      <w:pPr>
+        <w:ind w:left="2880" w:hanging="360"/>
+      </w:pPr>
+      <w:rPr>
+        <w:rFonts w:ascii="Wingdings" w:hAnsi="Wingdings" w:hint="default"/>
+      </w:rPr>
+    </w:lvl>
+    <w:lvl w:ilvl="3" w:tplc="04090001" w:tentative="1">
+      <w:start w:val="1"/>
+      <w:numFmt w:val="bullet"/>
+      <w:lvlText w:val=""/>
+      <w:lvlJc w:val="left"/>
+      <w:pPr>
+        <w:ind w:left="3600" w:hanging="360"/>
+      </w:pPr>
+      <w:rPr>
+        <w:rFonts w:ascii="Symbol" w:hAnsi="Symbol" w:hint="default"/>
+      </w:rPr>
+    </w:lvl>
+    <w:lvl w:ilvl="4" w:tplc="04090003" w:tentative="1">
+      <w:start w:val="1"/>
+      <w:numFmt w:val="bullet"/>
+      <w:lvlText w:val="o"/>
+      <w:lvlJc w:val="left"/>
+      <w:pPr>
+        <w:ind w:left="4320" w:hanging="360"/>
+      </w:pPr>
+      <w:rPr>
+        <w:rFonts w:ascii="Courier New" w:hAnsi="Courier New" w:cs="Courier New" w:hint="default"/>
+      </w:rPr>
+    </w:lvl>
+    <w:lvl w:ilvl="5" w:tplc="04090005" w:tentative="1">
+      <w:start w:val="1"/>
+      <w:numFmt w:val="bullet"/>
+      <w:lvlText w:val=""/>
+      <w:lvlJc w:val="left"/>
+      <w:pPr>
+        <w:ind w:left="5040" w:hanging="360"/>
+      </w:pPr>
+      <w:rPr>
+        <w:rFonts w:ascii="Wingdings" w:hAnsi="Wingdings" w:hint="default"/>
+      </w:rPr>
+    </w:lvl>
+    <w:lvl w:ilvl="6" w:tplc="04090001" w:tentative="1">
+      <w:start w:val="1"/>
+      <w:numFmt w:val="bullet"/>
+      <w:lvlText w:val=""/>
+      <w:lvlJc w:val="left"/>
+      <w:pPr>
+        <w:ind w:left="5760" w:hanging="360"/>
+      </w:pPr>
+      <w:rPr>
+        <w:rFonts w:ascii="Symbol" w:hAnsi="Symbol" w:hint="default"/>
+      </w:rPr>
+    </w:lvl>
+    <w:lvl w:ilvl="7" w:tplc="04090003" w:tentative="1">
+      <w:start w:val="1"/>
+      <w:numFmt w:val="bullet"/>
+      <w:lvlText w:val="o"/>
+      <w:lvlJc w:val="left"/>
+      <w:pPr>
+        <w:ind w:left="6480" w:hanging="360"/>
+      </w:pPr>
+      <w:rPr>
+        <w:rFonts w:ascii="Courier New" w:hAnsi="Courier New" w:cs="Courier New" w:hint="default"/>
+      </w:rPr>
+    </w:lvl>
+    <w:lvl w:ilvl="8" w:tplc="04090005" w:tentative="1">
+      <w:start w:val="1"/>
+      <w:numFmt w:val="bullet"/>
+      <w:lvlText w:val=""/>
+      <w:lvlJc w:val="left"/>
+      <w:pPr>
+        <w:ind w:left="7200" w:hanging="360"/>
+      </w:pPr>
+      <w:rPr>
+        <w:rFonts w:ascii="Wingdings" w:hAnsi="Wingdings" w:hint="default"/>
+      </w:rPr>
+    </w:lvl>
+  </w:abstractNum>
+  <w:abstractNum w:abstractNumId="1" w15:restartNumberingAfterBreak="0">
     <w:nsid w:val="08333239"/>
     <w:multiLevelType w:val="multilevel"/>
     <w:tmpl w:val="F36C03A4"/>
@@ -2079,7 +1803,7 @@
       </w:rPr>
     </w:lvl>
   </w:abstractNum>
-  <w:abstractNum w:abstractNumId="1" w15:restartNumberingAfterBreak="0">
+  <w:abstractNum w:abstractNumId="2" w15:restartNumberingAfterBreak="0">
     <w:nsid w:val="23B05E45"/>
     <w:multiLevelType w:val="hybridMultilevel"/>
     <w:tmpl w:val="7388BBCA"/>
@@ -2192,7 +1916,7 @@
       </w:rPr>
     </w:lvl>
   </w:abstractNum>
-  <w:abstractNum w:abstractNumId="2" w15:restartNumberingAfterBreak="0">
+  <w:abstractNum w:abstractNumId="3" w15:restartNumberingAfterBreak="0">
     <w:nsid w:val="27BF061D"/>
     <w:multiLevelType w:val="hybridMultilevel"/>
     <w:tmpl w:val="7FA8E4AE"/>
@@ -2305,7 +2029,7 @@
       </w:rPr>
     </w:lvl>
   </w:abstractNum>
-  <w:abstractNum w:abstractNumId="3" w15:restartNumberingAfterBreak="0">
+  <w:abstractNum w:abstractNumId="4" w15:restartNumberingAfterBreak="0">
     <w:nsid w:val="27EE1700"/>
     <w:multiLevelType w:val="multilevel"/>
     <w:tmpl w:val="4678FD84"/>
@@ -2454,7 +2178,7 @@
       </w:rPr>
     </w:lvl>
   </w:abstractNum>
-  <w:abstractNum w:abstractNumId="4" w15:restartNumberingAfterBreak="0">
+  <w:abstractNum w:abstractNumId="5" w15:restartNumberingAfterBreak="0">
     <w:nsid w:val="2D027383"/>
     <w:multiLevelType w:val="multilevel"/>
     <w:tmpl w:val="5404AC80"/>
@@ -2603,7 +2327,7 @@
       </w:rPr>
     </w:lvl>
   </w:abstractNum>
-  <w:abstractNum w:abstractNumId="5" w15:restartNumberingAfterBreak="0">
+  <w:abstractNum w:abstractNumId="6" w15:restartNumberingAfterBreak="0">
     <w:nsid w:val="2E2206B6"/>
     <w:multiLevelType w:val="multilevel"/>
     <w:tmpl w:val="4C3271E4"/>
@@ -2752,7 +2476,7 @@
       </w:rPr>
     </w:lvl>
   </w:abstractNum>
-  <w:abstractNum w:abstractNumId="6" w15:restartNumberingAfterBreak="0">
+  <w:abstractNum w:abstractNumId="7" w15:restartNumberingAfterBreak="0">
     <w:nsid w:val="366E65D0"/>
     <w:multiLevelType w:val="multilevel"/>
     <w:tmpl w:val="5546F12E"/>
@@ -2901,7 +2625,7 @@
       </w:rPr>
     </w:lvl>
   </w:abstractNum>
-  <w:abstractNum w:abstractNumId="7" w15:restartNumberingAfterBreak="0">
+  <w:abstractNum w:abstractNumId="8" w15:restartNumberingAfterBreak="0">
     <w:nsid w:val="3D3E2F72"/>
     <w:multiLevelType w:val="multilevel"/>
     <w:tmpl w:val="BFF49950"/>
@@ -3050,7 +2774,7 @@
       </w:rPr>
     </w:lvl>
   </w:abstractNum>
-  <w:abstractNum w:abstractNumId="8" w15:restartNumberingAfterBreak="0">
+  <w:abstractNum w:abstractNumId="9" w15:restartNumberingAfterBreak="0">
     <w:nsid w:val="4CEE1B0A"/>
     <w:multiLevelType w:val="multilevel"/>
     <w:tmpl w:val="F962CFA8"/>
@@ -3199,7 +2923,7 @@
       </w:rPr>
     </w:lvl>
   </w:abstractNum>
-  <w:abstractNum w:abstractNumId="9" w15:restartNumberingAfterBreak="0">
+  <w:abstractNum w:abstractNumId="10" w15:restartNumberingAfterBreak="0">
     <w:nsid w:val="53C60CD9"/>
     <w:multiLevelType w:val="multilevel"/>
     <w:tmpl w:val="46884AA0"/>
@@ -3348,7 +3072,7 @@
       </w:rPr>
     </w:lvl>
   </w:abstractNum>
-  <w:abstractNum w:abstractNumId="10" w15:restartNumberingAfterBreak="0">
+  <w:abstractNum w:abstractNumId="11" w15:restartNumberingAfterBreak="0">
     <w:nsid w:val="5A3A2BAA"/>
     <w:multiLevelType w:val="multilevel"/>
     <w:tmpl w:val="847E689C"/>
@@ -3497,7 +3221,7 @@
       </w:rPr>
     </w:lvl>
   </w:abstractNum>
-  <w:abstractNum w:abstractNumId="11" w15:restartNumberingAfterBreak="0">
+  <w:abstractNum w:abstractNumId="12" w15:restartNumberingAfterBreak="0">
     <w:nsid w:val="5B5C1588"/>
     <w:multiLevelType w:val="multilevel"/>
     <w:tmpl w:val="8042EE70"/>
@@ -3646,7 +3370,7 @@
       </w:rPr>
     </w:lvl>
   </w:abstractNum>
-  <w:abstractNum w:abstractNumId="12" w15:restartNumberingAfterBreak="0">
+  <w:abstractNum w:abstractNumId="13" w15:restartNumberingAfterBreak="0">
     <w:nsid w:val="626F05BA"/>
     <w:multiLevelType w:val="hybridMultilevel"/>
     <w:tmpl w:val="A1EC643C"/>
@@ -3767,7 +3491,7 @@
       </w:rPr>
     </w:lvl>
   </w:abstractNum>
-  <w:abstractNum w:abstractNumId="13" w15:restartNumberingAfterBreak="0">
+  <w:abstractNum w:abstractNumId="14" w15:restartNumberingAfterBreak="0">
     <w:nsid w:val="661D2E1D"/>
     <w:multiLevelType w:val="multilevel"/>
     <w:tmpl w:val="B3822792"/>
@@ -3916,7 +3640,7 @@
       </w:rPr>
     </w:lvl>
   </w:abstractNum>
-  <w:abstractNum w:abstractNumId="14" w15:restartNumberingAfterBreak="0">
+  <w:abstractNum w:abstractNumId="15" w15:restartNumberingAfterBreak="0">
     <w:nsid w:val="66CC7414"/>
     <w:multiLevelType w:val="multilevel"/>
     <w:tmpl w:val="D4E63032"/>
@@ -4065,7 +3789,7 @@
       </w:rPr>
     </w:lvl>
   </w:abstractNum>
-  <w:abstractNum w:abstractNumId="15" w15:restartNumberingAfterBreak="0">
+  <w:abstractNum w:abstractNumId="16" w15:restartNumberingAfterBreak="0">
     <w:nsid w:val="6A81382C"/>
     <w:multiLevelType w:val="multilevel"/>
     <w:tmpl w:val="DEECC482"/>
@@ -4215,7 +3939,7 @@
       </w:rPr>
     </w:lvl>
   </w:abstractNum>
-  <w:abstractNum w:abstractNumId="16" w15:restartNumberingAfterBreak="0">
+  <w:abstractNum w:abstractNumId="17" w15:restartNumberingAfterBreak="0">
     <w:nsid w:val="6D6874A5"/>
     <w:multiLevelType w:val="multilevel"/>
     <w:tmpl w:val="4ECA13FA"/>
@@ -4364,7 +4088,7 @@
       </w:rPr>
     </w:lvl>
   </w:abstractNum>
-  <w:abstractNum w:abstractNumId="17" w15:restartNumberingAfterBreak="0">
+  <w:abstractNum w:abstractNumId="18" w15:restartNumberingAfterBreak="0">
     <w:nsid w:val="713D7480"/>
     <w:multiLevelType w:val="multilevel"/>
     <w:tmpl w:val="3F062B62"/>
@@ -4514,82 +4238,85 @@
     </w:lvl>
   </w:abstractNum>
   <w:num w:numId="1" w16cid:durableId="1160777021">
+    <w:abstractNumId w:val="13"/>
+  </w:num>
+  <w:num w:numId="2" w16cid:durableId="85424684">
+    <w:abstractNumId w:val="16"/>
+  </w:num>
+  <w:num w:numId="3" w16cid:durableId="1494178667">
+    <w:abstractNumId w:val="6"/>
+  </w:num>
+  <w:num w:numId="4" w16cid:durableId="1735664940">
+    <w:abstractNumId w:val="17"/>
+  </w:num>
+  <w:num w:numId="5" w16cid:durableId="2020816725">
+    <w:abstractNumId w:val="7"/>
+  </w:num>
+  <w:num w:numId="6" w16cid:durableId="1847397407">
+    <w:abstractNumId w:val="18"/>
+  </w:num>
+  <w:num w:numId="7" w16cid:durableId="537552107">
+    <w:abstractNumId w:val="8"/>
+  </w:num>
+  <w:num w:numId="8" w16cid:durableId="948774616">
+    <w:abstractNumId w:val="14"/>
+  </w:num>
+  <w:num w:numId="9" w16cid:durableId="521818524">
+    <w:abstractNumId w:val="10"/>
+  </w:num>
+  <w:num w:numId="10" w16cid:durableId="274098232">
+    <w:abstractNumId w:val="1"/>
+  </w:num>
+  <w:num w:numId="11" w16cid:durableId="688291495">
+    <w:abstractNumId w:val="15"/>
+  </w:num>
+  <w:num w:numId="12" w16cid:durableId="387607357">
+    <w:abstractNumId w:val="5"/>
+  </w:num>
+  <w:num w:numId="13" w16cid:durableId="21708746">
+    <w:abstractNumId w:val="9"/>
+  </w:num>
+  <w:num w:numId="14" w16cid:durableId="1884250277">
     <w:abstractNumId w:val="12"/>
   </w:num>
-  <w:num w:numId="2" w16cid:durableId="85424684">
-    <w:abstractNumId w:val="15"/>
+  <w:num w:numId="15" w16cid:durableId="1437284112">
+    <w:abstractNumId w:val="11"/>
   </w:num>
-  <w:num w:numId="3" w16cid:durableId="1494178667">
-    <w:abstractNumId w:val="5"/>
+  <w:num w:numId="16" w16cid:durableId="1022711274">
+    <w:abstractNumId w:val="4"/>
   </w:num>
-  <w:num w:numId="4" w16cid:durableId="1735664940">
+  <w:num w:numId="17" w16cid:durableId="809173065">
+    <w:abstractNumId w:val="3"/>
+  </w:num>
+  <w:num w:numId="18" w16cid:durableId="379940384">
+    <w:abstractNumId w:val="2"/>
+  </w:num>
+  <w:num w:numId="19" w16cid:durableId="80611262">
     <w:abstractNumId w:val="16"/>
   </w:num>
-  <w:num w:numId="5" w16cid:durableId="2020816725">
-    <w:abstractNumId w:val="6"/>
-  </w:num>
-  <w:num w:numId="6" w16cid:durableId="1847397407">
-    <w:abstractNumId w:val="17"/>
-  </w:num>
-  <w:num w:numId="7" w16cid:durableId="537552107">
-    <w:abstractNumId w:val="7"/>
-  </w:num>
-  <w:num w:numId="8" w16cid:durableId="948774616">
-    <w:abstractNumId w:val="13"/>
-  </w:num>
-  <w:num w:numId="9" w16cid:durableId="521818524">
-    <w:abstractNumId w:val="9"/>
-  </w:num>
-  <w:num w:numId="10" w16cid:durableId="274098232">
-    <w:abstractNumId w:val="0"/>
-  </w:num>
-  <w:num w:numId="11" w16cid:durableId="688291495">
-    <w:abstractNumId w:val="14"/>
-  </w:num>
-  <w:num w:numId="12" w16cid:durableId="387607357">
-    <w:abstractNumId w:val="4"/>
-  </w:num>
-  <w:num w:numId="13" w16cid:durableId="21708746">
-    <w:abstractNumId w:val="8"/>
-  </w:num>
-  <w:num w:numId="14" w16cid:durableId="1884250277">
-    <w:abstractNumId w:val="11"/>
-  </w:num>
-  <w:num w:numId="15" w16cid:durableId="1437284112">
-    <w:abstractNumId w:val="10"/>
-  </w:num>
-  <w:num w:numId="16" w16cid:durableId="1022711274">
-    <w:abstractNumId w:val="3"/>
-  </w:num>
-  <w:num w:numId="17" w16cid:durableId="809173065">
-    <w:abstractNumId w:val="2"/>
-  </w:num>
-  <w:num w:numId="18" w16cid:durableId="379940384">
-    <w:abstractNumId w:val="1"/>
-  </w:num>
-  <w:num w:numId="19" w16cid:durableId="80611262">
-    <w:abstractNumId w:val="15"/>
-  </w:num>
   <w:num w:numId="20" w16cid:durableId="2111702201">
-    <w:abstractNumId w:val="15"/>
+    <w:abstractNumId w:val="16"/>
   </w:num>
   <w:num w:numId="21" w16cid:durableId="424960098">
-    <w:abstractNumId w:val="15"/>
+    <w:abstractNumId w:val="16"/>
   </w:num>
   <w:num w:numId="22" w16cid:durableId="692078844">
-    <w:abstractNumId w:val="15"/>
+    <w:abstractNumId w:val="16"/>
   </w:num>
   <w:num w:numId="23" w16cid:durableId="19086952">
-    <w:abstractNumId w:val="15"/>
+    <w:abstractNumId w:val="16"/>
   </w:num>
   <w:num w:numId="24" w16cid:durableId="356473115">
-    <w:abstractNumId w:val="15"/>
+    <w:abstractNumId w:val="16"/>
   </w:num>
   <w:num w:numId="25" w16cid:durableId="2031761874">
-    <w:abstractNumId w:val="15"/>
+    <w:abstractNumId w:val="16"/>
   </w:num>
   <w:num w:numId="26" w16cid:durableId="1940672100">
-    <w:abstractNumId w:val="15"/>
+    <w:abstractNumId w:val="16"/>
+  </w:num>
+  <w:num w:numId="27" w16cid:durableId="381095212">
+    <w:abstractNumId w:val="0"/>
   </w:num>
 </w:numbering>
 </file>
@@ -5249,6 +4976,41 @@
       <w:sz w:val="19"/>
     </w:rPr>
   </w:style>
+  <w:style w:type="character" w:styleId="Hyperlink">
+    <w:name w:val="Hyperlink"/>
+    <w:basedOn w:val="DefaultParagraphFont"/>
+    <w:uiPriority w:val="99"/>
+    <w:unhideWhenUsed/>
+    <w:rsid w:val="00424C28"/>
+    <w:rPr>
+      <w:color w:val="0000FF" w:themeColor="hyperlink"/>
+      <w:u w:val="single"/>
+    </w:rPr>
+  </w:style>
+  <w:style w:type="character" w:styleId="UnresolvedMention">
+    <w:name w:val="Unresolved Mention"/>
+    <w:basedOn w:val="DefaultParagraphFont"/>
+    <w:uiPriority w:val="99"/>
+    <w:semiHidden/>
+    <w:unhideWhenUsed/>
+    <w:rsid w:val="00424C28"/>
+    <w:rPr>
+      <w:color w:val="605E5C"/>
+      <w:shd w:val="clear" w:color="auto" w:fill="E1DFDD"/>
+    </w:rPr>
+  </w:style>
+  <w:style w:type="character" w:styleId="FollowedHyperlink">
+    <w:name w:val="FollowedHyperlink"/>
+    <w:basedOn w:val="DefaultParagraphFont"/>
+    <w:uiPriority w:val="99"/>
+    <w:semiHidden/>
+    <w:unhideWhenUsed/>
+    <w:rsid w:val="00424C28"/>
+    <w:rPr>
+      <w:color w:val="800080" w:themeColor="followedHyperlink"/>
+      <w:u w:val="single"/>
+    </w:rPr>
+  </w:style>
 </w:styles>
 </file>
 
